--- a/defense/docs/reviews/official_reviewer_review_kz.docx
+++ b/defense/docs/reviews/official_reviewer_review_kz.docx
@@ -3882,7 +3882,7 @@
                 <w:sz w:val="28"/>
                 <w:u w:val="none"/>
               </w:rPr>
-              <w:t>99 атаудан тұратын дереккөздер тізімі жеткілікті әрі пәнге сай.</w:t>
+              <w:t>102 атаудан тұратын дереккөздер тізімі жеткілікті әрі пәнге сай.</w:t>
             </w:r>
           </w:p>
           <w:p>
@@ -4456,7 +4456,7 @@
                 <w:sz w:val="28"/>
                 <w:u w:val="none"/>
               </w:rPr>
-              <w:t>Том 117 бетте баяндалған, 19 кесте, 16 сурет және төрт сызбадан тұрады әрі 99 дереккөзге сүйенеді; белгілеулер біркелкі, қысқартулар жеке тізілімде жарияланған, суреттер оқылымды және құжат бойынша орналасу ретімен нөмірленген, ресімделуі қолданыстағы мемлекеттік стандартқа сәйкес.</w:t>
+              <w:t>Том 118 бетте баяндалған, 19 кесте, 16 сурет және төрт сызбадан тұрады әрі 102 дереккөзге сүйенеді; белгілеулер біркелкі, қысқартулар жеке тізілімде жарияланған, суреттер оқылымды және құжат бойынша орналасу ретімен нөмірленген, ресімделуі қолданыстағы мемлекеттік стандартқа сәйкес.</w:t>
             </w:r>
           </w:p>
           <w:p>

--- a/defense/docs/reviews/official_reviewer_review_kz.docx
+++ b/defense/docs/reviews/official_reviewer_review_kz.docx
@@ -5061,7 +5061,7 @@
           <w:sz w:val="28"/>
           <w:u w:val="none"/>
         </w:rPr>
-        <w:t>кафедра меңгерушісі, PhD, ассистент-профессор</w:t>
+        <w:t>кафедра меңгерушісі, PhD, қауымдастырылған профессор</w:t>
       </w:r>
       <w:r>
         <w:rPr>

--- a/defense/docs/reviews/official_reviewer_review_kz.docx
+++ b/defense/docs/reviews/official_reviewer_review_kz.docx
@@ -4456,7 +4456,7 @@
                 <w:sz w:val="28"/>
                 <w:u w:val="none"/>
               </w:rPr>
-              <w:t>Том 118 бетте баяндалған, 19 кесте, 16 сурет және төрт сызбадан тұрады әрі 102 дереккөзге сүйенеді; белгілеулер біркелкі, қысқартулар жеке тізілімде жарияланған, суреттер оқылымды және құжат бойынша орналасу ретімен нөмірленген, ресімделуі қолданыстағы мемлекеттік стандартқа сәйкес.</w:t>
+              <w:t>Том 113 бетте баяндалған, 19 кесте, 16 сурет және төрт сызбадан тұрады әрі 102 дереккөзге сүйенеді; белгілеулер біркелкі, қысқартулар жеке тізілімде жарияланған, суреттер оқылымды және құжат бойынша орналасу ретімен нөмірленген, ресімделуі қолданыстағы мемлекеттік стандартқа сәйкес.</w:t>
             </w:r>
           </w:p>
           <w:p>

--- a/defense/docs/reviews/official_reviewer_review_kz.docx
+++ b/defense/docs/reviews/official_reviewer_review_kz.docx
@@ -32,7 +32,7 @@
           <w:sz w:val="28"/>
           <w:u w:val="none"/>
         </w:rPr>
-        <w:t>8D06102 – «Компьютерлік және программалық инженерия» білім беру бағдарламасы бойынша философия докторы (PhD) дәрежесін алу үшін ұсынылған «Компьютерлік өңдеу жүйесі және көз түбі деректерін талдаумен диабеттік ретинопатияны емдеу кезіндегі лазерлік коагуляцияны қолдау» тақырыбындағы Есмухамедов Нұрмағанбет Сейтқалиұлының диссертациялық жұмысына</w:t>
+        <w:t>8D06102 – «Компьютерлік және программалық инженерия» білім беру бағдарламасы бойынша философия докторы (PhD) дәрежесін алу үшін ұсынылған «Оптикалық когерентті томографиялық кескіндерді пайдалана отырып, тереңдетіп оқыту негізінде көз торының ауруларын автоматты түрде анықтаудың ақпараттық жүйесі» тақырыбындағы Есмухамедов Нұрмағанбет Сейтқалиұлының диссертациялық жұмысына</w:t>
       </w:r>
     </w:p>
     <w:tbl>
@@ -4990,7 +4990,7 @@
           <w:sz w:val="28"/>
           <w:u w:val="none"/>
         </w:rPr>
-        <w:t xml:space="preserve"> «Компьютерлік өңдеу жүйесі және көз түбі деректерін талдаумен диабеттік ретинопатияны емдеу кезіндегі лазерлік коагуляцияны қолдау» тақырыбындағы диссертациясы «Дәрежелер беру қағидаларының» талаптарына жауап беретін аяқталған дербес ғылыми-зерттеу жұмысы болып табылады, ал оның авторы 8D06102 – «Компьютерлік және программалық инженерия» білім беру бағдарламасы бойынша философия докторы (PhD) дәрежесін беру туралы Комитет алдында өтініш білдіруге лайықты.</w:t>
+        <w:t xml:space="preserve"> «Оптикалық когерентті томографиялық кескіндерді пайдалана отырып, тереңдетіп оқыту негізінде көз торының ауруларын автоматты түрде анықтаудың ақпараттық жүйесі» тақырыбындағы диссертациясы «Дәрежелер беру қағидаларының» талаптарына жауап беретін аяқталған дербес ғылыми-зерттеу жұмысы болып табылады, ал оның авторы 8D06102 – «Компьютерлік және программалық инженерия» білім беру бағдарламасы бойынша философия докторы (PhD) дәрежесін беру туралы Комитет алдында өтініш білдіруге лайықты.</w:t>
       </w:r>
     </w:p>
     <w:p>
